--- a/reports/10100AA158009 Dataset Report.docx
+++ b/reports/10100AA158009 Dataset Report.docx
@@ -20782,8 +20782,19 @@
                 <w:sz w:val="20"/>
                 <w:szCs w:val="20"/>
               </w:rPr>
-              <w:t>32.484404000S, 61.685515300E</w:t>
-            </w:r>
+              <w:t xml:space="preserve">32.484404000S, </w:t>
+            </w:r>
+            <w:bookmarkStart w:id="0" w:name="_GoBack"/>
+            <w:r>
+              <w:rPr>
+                <w:rFonts w:eastAsia="Times New Roman" w:cstheme="minorHAnsi"/>
+                <w:bCs/>
+                <w:sz w:val="20"/>
+                <w:szCs w:val="20"/>
+              </w:rPr>
+              <w:t>61.685515300E</w:t>
+            </w:r>
+            <w:bookmarkEnd w:id="0"/>
           </w:p>
         </w:tc>
         <w:tc>
@@ -21118,10 +21129,10 @@
                 <w:szCs w:val="20"/>
               </w:rPr>
               <w:drawing>
-                <wp:inline distT="0" distB="0" distL="0" distR="0" wp14:anchorId="7D15FADA" wp14:editId="4F45839E">
-                  <wp:extent cx="3901778" cy="480102"/>
+                <wp:inline distT="0" distB="0" distL="0" distR="0" wp14:anchorId="461FF110" wp14:editId="526FDEB5">
+                  <wp:extent cx="3749365" cy="1226926"/>
                   <wp:effectExtent l="0" t="0" r="3810" b="0"/>
-                  <wp:docPr id="6" name="Picture 6"/>
+                  <wp:docPr id="8" name="Picture 8"/>
                   <wp:cNvGraphicFramePr>
                     <a:graphicFrameLocks xmlns:a="http://schemas.openxmlformats.org/drawingml/2006/main" noChangeAspect="1"/>
                   </wp:cNvGraphicFramePr>
@@ -21141,7 +21152,7 @@
                         <pic:spPr>
                           <a:xfrm>
                             <a:off x="0" y="0"/>
-                            <a:ext cx="3901778" cy="480102"/>
+                            <a:ext cx="3749365" cy="1226926"/>
                           </a:xfrm>
                           <a:prstGeom prst="rect">
                             <a:avLst/>
@@ -21156,16 +21167,50 @@
             <w:r>
               <w:rPr>
                 <w:rFonts w:eastAsia="Times New Roman" w:cstheme="minorHAnsi"/>
-                <w:noProof/>
-                <w:sz w:val="20"/>
-                <w:szCs w:val="20"/>
-                <w:lang w:val="en-IN" w:eastAsia="en-IN"/>
+                <w:sz w:val="20"/>
+                <w:szCs w:val="20"/>
+              </w:rPr>
+              <w:t>\</w:t>
+            </w:r>
+          </w:p>
+          <w:p>
+            <w:pPr>
+              <w:spacing w:after="0" w:line="240" w:lineRule="auto"/>
+              <w:rPr>
+                <w:rFonts w:eastAsia="Times New Roman" w:cstheme="minorHAnsi"/>
+                <w:sz w:val="20"/>
+                <w:szCs w:val="20"/>
+              </w:rPr>
+            </w:pPr>
+            <w:r>
+              <w:rPr>
+                <w:rFonts w:eastAsia="Times New Roman" w:cstheme="minorHAnsi"/>
+                <w:sz w:val="20"/>
+                <w:szCs w:val="20"/>
+              </w:rPr>
+              <w:t>Obstruction</w:t>
+            </w:r>
+          </w:p>
+          <w:p>
+            <w:pPr>
+              <w:spacing w:after="0" w:line="240" w:lineRule="auto"/>
+              <w:rPr>
+                <w:rFonts w:eastAsia="Times New Roman" w:cstheme="minorHAnsi"/>
+                <w:sz w:val="20"/>
+                <w:szCs w:val="20"/>
+              </w:rPr>
+            </w:pPr>
+            <w:r>
+              <w:rPr>
+                <w:rFonts w:eastAsia="Times New Roman" w:cstheme="minorHAnsi"/>
+                <w:sz w:val="20"/>
+                <w:szCs w:val="20"/>
               </w:rPr>
               <w:drawing>
-                <wp:inline distT="0" distB="0" distL="0" distR="0" wp14:anchorId="32C414DC" wp14:editId="38B1A08A">
-                  <wp:extent cx="1867534" cy="457200"/>
+                <wp:inline distT="0" distB="0" distL="0" distR="0" wp14:anchorId="5FA62D01" wp14:editId="05196652">
+                  <wp:extent cx="3436918" cy="1486029"/>
                   <wp:effectExtent l="0" t="0" r="0" b="0"/>
-                  <wp:docPr id="5" name="Picture 5"/>
+                  <wp:docPr id="4" name="Picture 4"/>
                   <wp:cNvGraphicFramePr>
                     <a:graphicFrameLocks xmlns:a="http://schemas.openxmlformats.org/drawingml/2006/main" noChangeAspect="1"/>
                   </wp:cNvGraphicFramePr>
@@ -21176,27 +21221,162 @@
                           <pic:cNvPr id="1" name=""/>
                           <pic:cNvPicPr/>
                         </pic:nvPicPr>
-                        <pic:blipFill rotWithShape="1">
+                        <pic:blipFill>
                           <a:blip r:embed="rId15"/>
-                          <a:srcRect t="15940" b="15750"/>
-                          <a:stretch/>
+                          <a:stretch>
+                            <a:fillRect/>
+                          </a:stretch>
                         </pic:blipFill>
-                        <pic:spPr bwMode="auto">
+                        <pic:spPr>
                           <a:xfrm>
                             <a:off x="0" y="0"/>
-                            <a:ext cx="1868400" cy="457412"/>
+                            <a:ext cx="3436918" cy="1486029"/>
                           </a:xfrm>
                           <a:prstGeom prst="rect">
                             <a:avLst/>
                           </a:prstGeom>
-                          <a:ln>
-                            <a:noFill/>
-                          </a:ln>
-                          <a:extLst>
-                            <a:ext uri="{53640926-AAD7-44D8-BBD7-CCE9431645EC}">
-                              <a14:shadowObscured xmlns:a14="http://schemas.microsoft.com/office/drawing/2010/main"/>
-                            </a:ext>
-                          </a:extLst>
+                        </pic:spPr>
+                      </pic:pic>
+                    </a:graphicData>
+                  </a:graphic>
+                </wp:inline>
+              </w:drawing>
+            </w:r>
+          </w:p>
+          <w:p>
+            <w:pPr>
+              <w:spacing w:after="0" w:line="240" w:lineRule="auto"/>
+              <w:rPr>
+                <w:rFonts w:eastAsia="Times New Roman" w:cstheme="minorHAnsi"/>
+                <w:sz w:val="20"/>
+                <w:szCs w:val="20"/>
+              </w:rPr>
+            </w:pPr>
+            <w:proofErr w:type="spellStart"/>
+            <w:r>
+              <w:rPr>
+                <w:rFonts w:eastAsia="Times New Roman" w:cstheme="minorHAnsi"/>
+                <w:sz w:val="20"/>
+                <w:szCs w:val="20"/>
+              </w:rPr>
+              <w:t>UnderwaterAwashRock</w:t>
+            </w:r>
+            <w:proofErr w:type="spellEnd"/>
+          </w:p>
+          <w:p>
+            <w:pPr>
+              <w:spacing w:after="0" w:line="240" w:lineRule="auto"/>
+              <w:rPr>
+                <w:rFonts w:eastAsia="Times New Roman" w:cstheme="minorHAnsi"/>
+                <w:sz w:val="20"/>
+                <w:szCs w:val="20"/>
+              </w:rPr>
+            </w:pPr>
+            <w:r>
+              <w:rPr>
+                <w:rFonts w:eastAsia="Times New Roman" w:cstheme="minorHAnsi"/>
+                <w:sz w:val="20"/>
+                <w:szCs w:val="20"/>
+              </w:rPr>
+              <w:drawing>
+                <wp:inline distT="0" distB="0" distL="0" distR="0" wp14:anchorId="69907678" wp14:editId="661DBC92">
+                  <wp:extent cx="3414056" cy="1356478"/>
+                  <wp:effectExtent l="0" t="0" r="0" b="0"/>
+                  <wp:docPr id="9" name="Picture 9"/>
+                  <wp:cNvGraphicFramePr>
+                    <a:graphicFrameLocks xmlns:a="http://schemas.openxmlformats.org/drawingml/2006/main" noChangeAspect="1"/>
+                  </wp:cNvGraphicFramePr>
+                  <a:graphic xmlns:a="http://schemas.openxmlformats.org/drawingml/2006/main">
+                    <a:graphicData uri="http://schemas.openxmlformats.org/drawingml/2006/picture">
+                      <pic:pic xmlns:pic="http://schemas.openxmlformats.org/drawingml/2006/picture">
+                        <pic:nvPicPr>
+                          <pic:cNvPr id="1" name=""/>
+                          <pic:cNvPicPr/>
+                        </pic:nvPicPr>
+                        <pic:blipFill>
+                          <a:blip r:embed="rId16"/>
+                          <a:stretch>
+                            <a:fillRect/>
+                          </a:stretch>
+                        </pic:blipFill>
+                        <pic:spPr>
+                          <a:xfrm>
+                            <a:off x="0" y="0"/>
+                            <a:ext cx="3414056" cy="1356478"/>
+                          </a:xfrm>
+                          <a:prstGeom prst="rect">
+                            <a:avLst/>
+                          </a:prstGeom>
+                        </pic:spPr>
+                      </pic:pic>
+                    </a:graphicData>
+                  </a:graphic>
+                </wp:inline>
+              </w:drawing>
+            </w:r>
+          </w:p>
+          <w:p>
+            <w:pPr>
+              <w:spacing w:after="0" w:line="240" w:lineRule="auto"/>
+              <w:rPr>
+                <w:rFonts w:eastAsia="Times New Roman" w:cstheme="minorHAnsi"/>
+                <w:sz w:val="20"/>
+                <w:szCs w:val="20"/>
+              </w:rPr>
+            </w:pPr>
+            <w:r>
+              <w:rPr>
+                <w:rFonts w:eastAsia="Times New Roman" w:cstheme="minorHAnsi"/>
+                <w:sz w:val="20"/>
+                <w:szCs w:val="20"/>
+              </w:rPr>
+              <w:t>Wreck</w:t>
+            </w:r>
+          </w:p>
+          <w:p>
+            <w:pPr>
+              <w:spacing w:after="0" w:line="240" w:lineRule="auto"/>
+              <w:rPr>
+                <w:rFonts w:eastAsia="Times New Roman" w:cstheme="minorHAnsi"/>
+                <w:sz w:val="20"/>
+                <w:szCs w:val="20"/>
+              </w:rPr>
+            </w:pPr>
+            <w:r>
+              <w:rPr>
+                <w:rFonts w:eastAsia="Times New Roman" w:cstheme="minorHAnsi"/>
+                <w:sz w:val="20"/>
+                <w:szCs w:val="20"/>
+              </w:rPr>
+              <w:drawing>
+                <wp:inline distT="0" distB="0" distL="0" distR="0" wp14:anchorId="59A55019" wp14:editId="35FEC3BF">
+                  <wp:extent cx="3429297" cy="1501270"/>
+                  <wp:effectExtent l="0" t="0" r="0" b="3810"/>
+                  <wp:docPr id="10" name="Picture 10"/>
+                  <wp:cNvGraphicFramePr>
+                    <a:graphicFrameLocks xmlns:a="http://schemas.openxmlformats.org/drawingml/2006/main" noChangeAspect="1"/>
+                  </wp:cNvGraphicFramePr>
+                  <a:graphic xmlns:a="http://schemas.openxmlformats.org/drawingml/2006/main">
+                    <a:graphicData uri="http://schemas.openxmlformats.org/drawingml/2006/picture">
+                      <pic:pic xmlns:pic="http://schemas.openxmlformats.org/drawingml/2006/picture">
+                        <pic:nvPicPr>
+                          <pic:cNvPr id="1" name=""/>
+                          <pic:cNvPicPr/>
+                        </pic:nvPicPr>
+                        <pic:blipFill>
+                          <a:blip r:embed="rId17"/>
+                          <a:stretch>
+                            <a:fillRect/>
+                          </a:stretch>
+                        </pic:blipFill>
+                        <pic:spPr>
+                          <a:xfrm>
+                            <a:off x="0" y="0"/>
+                            <a:ext cx="3429297" cy="1501270"/>
+                          </a:xfrm>
+                          <a:prstGeom prst="rect">
+                            <a:avLst/>
+                          </a:prstGeom>
                         </pic:spPr>
                       </pic:pic>
                     </a:graphicData>
@@ -21796,6 +21976,7 @@
                 <w:sz w:val="20"/>
                 <w:szCs w:val="20"/>
               </w:rPr>
+              <w:lastRenderedPageBreak/>
               <w:t>S-158 Description</w:t>
             </w:r>
           </w:p>
@@ -22720,7 +22901,7 @@
                           <pic:cNvPicPr/>
                         </pic:nvPicPr>
                         <pic:blipFill>
-                          <a:blip r:embed="rId16"/>
+                          <a:blip r:embed="rId18"/>
                           <a:stretch>
                             <a:fillRect/>
                           </a:stretch>
@@ -22963,8 +23144,6 @@
           <w:rFonts w:cstheme="minorHAnsi"/>
         </w:rPr>
       </w:pPr>
-      <w:bookmarkStart w:id="0" w:name="_GoBack"/>
-      <w:bookmarkEnd w:id="0"/>
     </w:p>
     <w:sectPr>
       <w:pgSz w:w="12240" w:h="15840"/>
@@ -25216,7 +25395,7 @@
 </file>
 
 <file path=customXml/itemProps1.xml><?xml version="1.0" encoding="utf-8"?>
-<ds:datastoreItem xmlns:ds="http://schemas.openxmlformats.org/officeDocument/2006/customXml" ds:itemID="{0ECCEC13-E8FB-49F3-933F-882867D62234}">
+<ds:datastoreItem xmlns:ds="http://schemas.openxmlformats.org/officeDocument/2006/customXml" ds:itemID="{3132CD51-ACA7-4E43-8EA1-958A613A25E9}">
   <ds:schemaRefs>
     <ds:schemaRef ds:uri="http://schemas.openxmlformats.org/officeDocument/2006/bibliography"/>
   </ds:schemaRefs>
